--- a/blogs/4-Is-Dried-Vegetable-Mix-Good-for-Weight-Loss.docx
+++ b/blogs/4-Is-Dried-Vegetable-Mix-Good-for-Weight-Loss.docx
@@ -329,7 +329,7 @@
       <w:pPr>
         <w:spacing w:after="160" w:line="300"/>
       </w:pPr>
-      <w:hyperlink w:history="1" r:id="rIdssb5jxmukueu8of9qxixn">
+      <w:hyperlink w:history="1" r:id="rIdrzgajaxmq5a6zbm1kxcds">
         <w:r>
           <w:rPr>
             <w:rStyle w:val="Hyperlink"/>
@@ -358,7 +358,7 @@
         </w:rPr>
         <w:t xml:space="preserve">Because it is dried, a pack of Mealmate keeps for a long time without spoiling, so you are not tempted to skip vegetables on a busy week simply because fresh produce went bad in the fridge. To read more about the nutrition side of dried vegetables, see our earlier article on </w:t>
       </w:r>
-      <w:hyperlink w:history="1" r:id="rIdnuqregppkvswbltfcaqvp">
+      <w:hyperlink w:history="1" r:id="rIdjt1vwwdnnpe3qq9olm2h2">
         <w:r>
           <w:rPr>
             <w:rStyle w:val="Hyperlink"/>
@@ -375,7 +375,7 @@
         </w:rPr>
         <w:t xml:space="preserve">. If you want a wider range of meal options that already balance vegetables with protein, browse the </w:t>
       </w:r>
-      <w:hyperlink w:history="1" r:id="rId60cosozqgevgt8hsg-ued">
+      <w:hyperlink w:history="1" r:id="rId_wggfmlwgmpkjr9nsjx8y">
         <w:r>
           <w:rPr>
             <w:rStyle w:val="Hyperlink"/>

--- a/blogs/4-Is-Dried-Vegetable-Mix-Good-for-Weight-Loss.docx
+++ b/blogs/4-Is-Dried-Vegetable-Mix-Good-for-Weight-Loss.docx
@@ -329,7 +329,7 @@
       <w:pPr>
         <w:spacing w:after="160" w:line="300"/>
       </w:pPr>
-      <w:hyperlink w:history="1" r:id="rIdrzgajaxmq5a6zbm1kxcds">
+      <w:hyperlink w:history="1" r:id="rId8pbxxiky2_ofznd8ehm8u">
         <w:r>
           <w:rPr>
             <w:rStyle w:val="Hyperlink"/>
@@ -358,7 +358,7 @@
         </w:rPr>
         <w:t xml:space="preserve">Because it is dried, a pack of Mealmate keeps for a long time without spoiling, so you are not tempted to skip vegetables on a busy week simply because fresh produce went bad in the fridge. To read more about the nutrition side of dried vegetables, see our earlier article on </w:t>
       </w:r>
-      <w:hyperlink w:history="1" r:id="rIdjt1vwwdnnpe3qq9olm2h2">
+      <w:hyperlink w:history="1" r:id="rId1-dij1k5h2lhgsfdzafmc">
         <w:r>
           <w:rPr>
             <w:rStyle w:val="Hyperlink"/>
@@ -373,16 +373,16 @@
           <w:sz w:val="22"/>
           <w:szCs w:val="22"/>
         </w:rPr>
-        <w:t xml:space="preserve">. If you want a wider range of meal options that already balance vegetables with protein, browse the </w:t>
-      </w:r>
-      <w:hyperlink w:history="1" r:id="rId_wggfmlwgmpkjr9nsjx8y">
+        <w:t xml:space="preserve">. If you want another way to add vegetables to your meals, the </w:t>
+      </w:r>
+      <w:hyperlink w:history="1" r:id="rIdm6zjvzuxhr5tjdhw_zgfn">
         <w:r>
           <w:rPr>
             <w:rStyle w:val="Hyperlink"/>
             <w:sz w:val="22"/>
             <w:szCs w:val="22"/>
           </w:rPr>
-          <w:t xml:space="preserve">full Addme Mealmate collection</w:t>
+          <w:t xml:space="preserve">Addme Veggie Mix Pack</w:t>
         </w:r>
       </w:hyperlink>
       <w:r>
@@ -390,7 +390,7 @@
           <w:sz w:val="22"/>
           <w:szCs w:val="22"/>
         </w:rPr>
-        <w:t xml:space="preserve">.</w:t>
+        <w:t xml:space="preserve"> is a similar dried vegetable option worth trying.</w:t>
       </w:r>
     </w:p>
     <w:p>
